--- a/contents/battle-workbook/sqli-vs-waf.docx
+++ b/contents/battle-workbook/sqli-vs-waf.docx
@@ -139,7 +139,7 @@
           <w:b/>
           <w:sz w:val="22"/>
         </w:rPr>
-        <w:t>▶ 실행 결과 화면 (스크린샷 붙여넣기)</w:t>
+        <w:t>▶ 실행 결과 (출력/스크린샷)</w:t>
       </w:r>
     </w:p>
     <w:tbl>
@@ -173,7 +173,7 @@
                 <w:color w:val="AAAAAA"/>
                 <w:sz w:val="18"/>
               </w:rPr>
-              <w:t>여기에 결과 스크린샷을 붙여넣으세요 (커서를 두고 Ctrl+V)</w:t>
+              <w:t>여기에 결과 출력을 적거나 스크린샷을 붙여넣으세요 (커서를 두고 Ctrl+V)</w:t>
             </w:r>
           </w:p>
         </w:tc>
@@ -305,7 +305,7 @@
           <w:b/>
           <w:sz w:val="22"/>
         </w:rPr>
-        <w:t>▶ 실행 결과 화면 (스크린샷 붙여넣기)</w:t>
+        <w:t>▶ 실행 결과 (출력/스크린샷)</w:t>
       </w:r>
     </w:p>
     <w:tbl>
@@ -339,7 +339,7 @@
                 <w:color w:val="AAAAAA"/>
                 <w:sz w:val="18"/>
               </w:rPr>
-              <w:t>여기에 결과 스크린샷을 붙여넣으세요 (커서를 두고 Ctrl+V)</w:t>
+              <w:t>여기에 결과 출력을 적거나 스크린샷을 붙여넣으세요 (커서를 두고 Ctrl+V)</w:t>
             </w:r>
           </w:p>
         </w:tc>
@@ -471,7 +471,7 @@
           <w:b/>
           <w:sz w:val="22"/>
         </w:rPr>
-        <w:t>▶ 실행 결과 화면 (스크린샷 붙여넣기)</w:t>
+        <w:t>▶ 실행 결과 (출력/스크린샷)</w:t>
       </w:r>
     </w:p>
     <w:tbl>
@@ -505,7 +505,7 @@
                 <w:color w:val="AAAAAA"/>
                 <w:sz w:val="18"/>
               </w:rPr>
-              <w:t>여기에 결과 스크린샷을 붙여넣으세요 (커서를 두고 Ctrl+V)</w:t>
+              <w:t>여기에 결과 출력을 적거나 스크린샷을 붙여넣으세요 (커서를 두고 Ctrl+V)</w:t>
             </w:r>
           </w:p>
         </w:tc>
@@ -637,7 +637,7 @@
           <w:b/>
           <w:sz w:val="22"/>
         </w:rPr>
-        <w:t>▶ 실행 결과 화면 (스크린샷 붙여넣기)</w:t>
+        <w:t>▶ 실행 결과 (출력/스크린샷)</w:t>
       </w:r>
     </w:p>
     <w:tbl>
@@ -671,7 +671,7 @@
                 <w:color w:val="AAAAAA"/>
                 <w:sz w:val="18"/>
               </w:rPr>
-              <w:t>여기에 결과 스크린샷을 붙여넣으세요 (커서를 두고 Ctrl+V)</w:t>
+              <w:t>여기에 결과 출력을 적거나 스크린샷을 붙여넣으세요 (커서를 두고 Ctrl+V)</w:t>
             </w:r>
           </w:p>
         </w:tc>
@@ -803,7 +803,7 @@
           <w:b/>
           <w:sz w:val="22"/>
         </w:rPr>
-        <w:t>▶ 실행 결과 화면 (스크린샷 붙여넣기)</w:t>
+        <w:t>▶ 실행 결과 (출력/스크린샷)</w:t>
       </w:r>
     </w:p>
     <w:tbl>
@@ -837,7 +837,7 @@
                 <w:color w:val="AAAAAA"/>
                 <w:sz w:val="18"/>
               </w:rPr>
-              <w:t>여기에 결과 스크린샷을 붙여넣으세요 (커서를 두고 Ctrl+V)</w:t>
+              <w:t>여기에 결과 출력을 적거나 스크린샷을 붙여넣으세요 (커서를 두고 Ctrl+V)</w:t>
             </w:r>
           </w:p>
         </w:tc>
@@ -969,7 +969,7 @@
           <w:b/>
           <w:sz w:val="22"/>
         </w:rPr>
-        <w:t>▶ 실행 결과 화면 (스크린샷 붙여넣기)</w:t>
+        <w:t>▶ 실행 결과 (출력/스크린샷)</w:t>
       </w:r>
     </w:p>
     <w:tbl>
@@ -1003,7 +1003,7 @@
                 <w:color w:val="AAAAAA"/>
                 <w:sz w:val="18"/>
               </w:rPr>
-              <w:t>여기에 결과 스크린샷을 붙여넣으세요 (커서를 두고 Ctrl+V)</w:t>
+              <w:t>여기에 결과 출력을 적거나 스크린샷을 붙여넣으세요 (커서를 두고 Ctrl+V)</w:t>
             </w:r>
           </w:p>
         </w:tc>
@@ -1135,7 +1135,7 @@
           <w:b/>
           <w:sz w:val="22"/>
         </w:rPr>
-        <w:t>▶ 실행 결과 화면 (스크린샷 붙여넣기)</w:t>
+        <w:t>▶ 실행 결과 (출력/스크린샷)</w:t>
       </w:r>
     </w:p>
     <w:tbl>
@@ -1169,7 +1169,7 @@
                 <w:color w:val="AAAAAA"/>
                 <w:sz w:val="18"/>
               </w:rPr>
-              <w:t>여기에 결과 스크린샷을 붙여넣으세요 (커서를 두고 Ctrl+V)</w:t>
+              <w:t>여기에 결과 출력을 적거나 스크린샷을 붙여넣으세요 (커서를 두고 Ctrl+V)</w:t>
             </w:r>
           </w:p>
         </w:tc>
@@ -1301,7 +1301,7 @@
           <w:b/>
           <w:sz w:val="22"/>
         </w:rPr>
-        <w:t>▶ 실행 결과 화면 (스크린샷 붙여넣기)</w:t>
+        <w:t>▶ 실행 결과 (출력/스크린샷)</w:t>
       </w:r>
     </w:p>
     <w:tbl>
@@ -1335,7 +1335,7 @@
                 <w:color w:val="AAAAAA"/>
                 <w:sz w:val="18"/>
               </w:rPr>
-              <w:t>여기에 결과 스크린샷을 붙여넣으세요 (커서를 두고 Ctrl+V)</w:t>
+              <w:t>여기에 결과 출력을 적거나 스크린샷을 붙여넣으세요 (커서를 두고 Ctrl+V)</w:t>
             </w:r>
           </w:p>
         </w:tc>
@@ -1467,7 +1467,7 @@
           <w:b/>
           <w:sz w:val="22"/>
         </w:rPr>
-        <w:t>▶ 실행 결과 화면 (스크린샷 붙여넣기)</w:t>
+        <w:t>▶ 실행 결과 (출력/스크린샷)</w:t>
       </w:r>
     </w:p>
     <w:tbl>
@@ -1501,7 +1501,7 @@
                 <w:color w:val="AAAAAA"/>
                 <w:sz w:val="18"/>
               </w:rPr>
-              <w:t>여기에 결과 스크린샷을 붙여넣으세요 (커서를 두고 Ctrl+V)</w:t>
+              <w:t>여기에 결과 출력을 적거나 스크린샷을 붙여넣으세요 (커서를 두고 Ctrl+V)</w:t>
             </w:r>
           </w:p>
         </w:tc>
@@ -1633,7 +1633,7 @@
           <w:b/>
           <w:sz w:val="22"/>
         </w:rPr>
-        <w:t>▶ 실행 결과 화면 (스크린샷 붙여넣기)</w:t>
+        <w:t>▶ 실행 결과 (출력/스크린샷)</w:t>
       </w:r>
     </w:p>
     <w:tbl>
@@ -1667,7 +1667,7 @@
                 <w:color w:val="AAAAAA"/>
                 <w:sz w:val="18"/>
               </w:rPr>
-              <w:t>여기에 결과 스크린샷을 붙여넣으세요 (커서를 두고 Ctrl+V)</w:t>
+              <w:t>여기에 결과 출력을 적거나 스크린샷을 붙여넣으세요 (커서를 두고 Ctrl+V)</w:t>
             </w:r>
           </w:p>
         </w:tc>
@@ -1799,7 +1799,7 @@
           <w:b/>
           <w:sz w:val="22"/>
         </w:rPr>
-        <w:t>▶ 실행 결과 화면 (스크린샷 붙여넣기)</w:t>
+        <w:t>▶ 실행 결과 (출력/스크린샷)</w:t>
       </w:r>
     </w:p>
     <w:tbl>
@@ -1833,7 +1833,7 @@
                 <w:color w:val="AAAAAA"/>
                 <w:sz w:val="18"/>
               </w:rPr>
-              <w:t>여기에 결과 스크린샷을 붙여넣으세요 (커서를 두고 Ctrl+V)</w:t>
+              <w:t>여기에 결과 출력을 적거나 스크린샷을 붙여넣으세요 (커서를 두고 Ctrl+V)</w:t>
             </w:r>
           </w:p>
         </w:tc>
